--- a/HW Week 1 and 2/Florida_Fitness_Market_EDA_Report.docx
+++ b/HW Week 1 and 2/Florida_Fitness_Market_EDA_Report.docx
@@ -245,7 +245,7 @@
     </w:p>
     <w:p>
       <w:r>
-        <w:t>The Google Places Text Search pipeline issued branded, county-specific queries, filtered results to exact county and brand matches, and deduplicated by Place ID. It retained 387 locations across the five tracked brands.</w:t>
+        <w:t>The Google Places Text Search pipeline issued branded, county-specific queries, filtered results to exact county and brand matches, and deduplicated by Place ID. The submitted location file retains each gym's Google display name and formatted street address, along with coordinates, rating, and review count. It contains 387 locations across the five tracked brands.</w:t>
       </w:r>
     </w:p>
     <w:tbl>
